--- a/data/Dialogues EU-LAC_BELLA II Strategic Dialogues Workshop.docx
+++ b/data/Dialogues EU-LAC_BELLA II Strategic Dialogues Workshop.docx
@@ -2,13 +2,13 @@
 <file path=word/document.xml><?xml version="1.0" encoding="utf-8"?>
 <w:document xmlns:w="http://schemas.openxmlformats.org/wordprocessingml/2006/main" xmlns:m="http://schemas.openxmlformats.org/officeDocument/2006/math" xmlns:r="http://schemas.openxmlformats.org/officeDocument/2006/relationships" xmlns:o="urn:schemas-microsoft-com:office:office" xmlns:v="urn:schemas-microsoft-com:vml" xmlns:w10="urn:schemas-microsoft-com:office:word" xmlns:a="http://schemas.openxmlformats.org/drawingml/2006/main" xmlns:pic="http://schemas.openxmlformats.org/drawingml/2006/picture" xmlns:wp="http://schemas.openxmlformats.org/drawingml/2006/wordprocessingDrawing">
   <w:body>
-    <w:bookmarkStart w:id="26" w:name="X3bb1f2b85682bd7e71560955b8120b36cb28015"/>
+    <w:bookmarkStart w:id="26" w:name="X2611d21107402c798872ec06a09284086e95ae8"/>
     <w:p>
       <w:pPr>
         <w:pStyle w:val="Heading1"/>
       </w:pPr>
       <w:r>
-        <w:t xml:space="preserve">BELLA II Strategic Dialogues Workshop Outcomes Report - Panama, November 15, 2023</w:t>
+        <w:t xml:space="preserve">BELLA II Strategic Dialogues Workshops in Central America: Advancing Digital Ecosystems and Connectivity for Socioeconomic Development</w:t>
       </w:r>
     </w:p>
     <w:p>
@@ -38,7 +38,7 @@
         <w:t xml:space="preserve">Location</w:t>
       </w:r>
       <w:r>
-        <w:t xml:space="preserve">: Panama City, Panama</w:t>
+        <w:t xml:space="preserve">: The principal location where the event/document originates is Panama City, Panama.</w:t>
       </w:r>
     </w:p>
     <w:bookmarkStart w:id="20" w:name="executive-summary"/>
@@ -55,7 +55,7 @@
         <w:pStyle w:val="FirstParagraph"/>
       </w:pPr>
       <w:r>
-        <w:t xml:space="preserve">The BELLA II Strategic Dialogues, held in El Salvador and Panama in late 2023, aimed to enhance the digital ecosystem in Central America through collaborative discussions among stakeholders from academia, government, and industry. The workshops focused on addressing challenges in digital transformation, fostering innovation, and developing a strategic vision for the role of universities and National Research and Education Networks (NRENs) in the digital economy. Key outcomes included the identification of public policy needs, funding strategies, and the importance of human talent development. The dialogues emphasized the necessity of ongoing collaboration and the establishment of a robust digital infrastructure to bridge the digital divide in the region. The BELLA II project, part of the EU-LAC Digital Alliance, seeks to create a sustainable, interconnected digital ecosystem that drives socioeconomic growth and innovation across Latin America and the Caribbean.</w:t>
+        <w:t xml:space="preserve">The BELLA II project, funded by the EU and coordinated by RedCLARA, held strategic dialogues in El Salvador (October 2023) and Panama (November 2023) to strengthen the digital ecosystem in Latin America and the Caribbean (LAC). These workshops engaged diverse stakeholders—governments, academia, industry, and civil society—to co-design strategies for meaningful connectivity, digital transformation, and socio-economic development. The Panama workshop, part of TICAL2023, focused on universities and National Research and Education Networks (NRENs), addressing challenges like digital transformation, learning paradigms, open science, and interdisciplinary collaboration. Key outcomes included a strategic vision emphasizing continental articulation, continuous dialogue, data-driven innovation, social transformation, and public-private collaboration. Five working groups developed a roadmap covering public policies, funding access, human talent development, innovation, and digital ecosystem infrastructure. RedCLARA aims to position itself as an intelligent meta-organization fostering co-production of value and innovation through meaningful connectivity, integrating hard infrastructure and social technologies to drive sustainable digital transformation in the region.</w:t>
       </w:r>
     </w:p>
     <w:bookmarkEnd w:id="20"/>
@@ -77,7 +77,7 @@
         </w:numPr>
       </w:pPr>
       <w:r>
-        <w:t xml:space="preserve">The BELLA II project aims to enhance the digital ecosystem in Latin America and the Caribbean through strategic dialogues, focusing on collaboration among academia, industry, and government.</w:t>
+        <w:t xml:space="preserve">BELLA II Strategic Dialogues focus on consolidating a digital ecosystem in Latin America and the Caribbean (LAC) to promote meaningful connectivity, innovation, and socio-economic development through collaboration among academia, industry, government, and civil society.</w:t>
       </w:r>
     </w:p>
     <w:p>
@@ -89,7 +89,7 @@
         </w:numPr>
       </w:pPr>
       <w:r>
-        <w:t xml:space="preserve">Workshops in El Salvador and Panama emphasize co-designing national digital ecosystems for education, research, and innovation, fostering meaningful connectivity.</w:t>
+        <w:t xml:space="preserve">Workshops in El Salvador and Panama engaged diverse stakeholders to co-design strategies, identify opportunities, and develop roadmaps for digital transformation, emphasizing open communication and collective exploration.</w:t>
       </w:r>
     </w:p>
     <w:p>
@@ -101,7 +101,7 @@
         </w:numPr>
       </w:pPr>
       <w:r>
-        <w:t xml:space="preserve">The dialogues address challenges in digital transformation, including public policy, funding access, human talent development, and innovation.</w:t>
+        <w:t xml:space="preserve">The Panama workshop highlighted challenges in digital transformation, strategic vision formulation, and roadmap development across five axes: public policies, funding access, human talent, innovation, and digital ecosystem infrastructure.</w:t>
       </w:r>
     </w:p>
     <w:p>
@@ -113,7 +113,7 @@
         </w:numPr>
       </w:pPr>
       <w:r>
-        <w:t xml:space="preserve">Participants include diverse stakeholders, such as universities, research centers, and financial organizations, promoting interdisciplinary collaboration.</w:t>
+        <w:t xml:space="preserve">RedCLARA, as a meta-organization of National Research and Education Networks (NRENs), plays a central role in fostering collaboration, managing digital infrastructure, and driving innovation ecosystems in the region.</w:t>
       </w:r>
     </w:p>
     <w:p>
@@ -125,7 +125,7 @@
         </w:numPr>
       </w:pPr>
       <w:r>
-        <w:t xml:space="preserve">The outcomes aim to create a strategic vision and roadmap for sustainable socio-economic development through digital transformation initiatives.</w:t>
+        <w:t xml:space="preserve">The strategic vision promotes a data-driven, human-centered digital ecosystem integrating hard connectivity (infrastructure) and soft connectivity (social technologies) to enable sustainable, impactful digital transformation aligned with EU-LAC Digital Alliance goals.</w:t>
       </w:r>
     </w:p>
     <w:bookmarkEnd w:id="21"/>
@@ -195,7 +195,7 @@
               <w:pStyle w:val="Compact"/>
             </w:pPr>
             <w:r>
-              <w:t xml:space="preserve">European Union; EU Delegations</w:t>
+              <w:t xml:space="preserve">European Union; European Commission; EU Delegations; Governments; Policy Level Representatives</w:t>
             </w:r>
           </w:p>
         </w:tc>
@@ -219,7 +219,7 @@
               <w:pStyle w:val="Compact"/>
             </w:pPr>
             <w:r>
-              <w:t xml:space="preserve">RedCLARA; National Research and Education Networks; Universities; EU-LAC Digital Alliance</w:t>
+              <w:t xml:space="preserve">RedCLARA; National Research and Education Networks; Universities; Research Centres; EU-LAC Digital Alliance</w:t>
             </w:r>
           </w:p>
         </w:tc>
@@ -243,7 +243,7 @@
               <w:pStyle w:val="Compact"/>
             </w:pPr>
             <w:r>
-              <w:t xml:space="preserve">Inter-American Development Bank; World Bank</w:t>
+              <w:t xml:space="preserve">Financial organizations; Private Sector Representatives; Multinational organizations</w:t>
             </w:r>
           </w:p>
         </w:tc>
@@ -316,7 +316,79 @@
               <w:pStyle w:val="Compact"/>
             </w:pPr>
             <w:r>
-              <w:t xml:space="preserve">Digital Ecosystem; Digital Skills Development</w:t>
+              <w:t xml:space="preserve">Digital Ecosystem; Digital Skills Development; Digital Platforms; Digital Infrastructure; Digital Policy</w:t>
+            </w:r>
+          </w:p>
+        </w:tc>
+      </w:tr>
+      <w:tr>
+        <w:tc>
+          <w:tcPr/>
+          <w:p>
+            <w:pPr>
+              <w:pStyle w:val="Compact"/>
+            </w:pPr>
+            <w:r>
+              <w:t xml:space="preserve">Technology &amp; Innovation</w:t>
+            </w:r>
+          </w:p>
+        </w:tc>
+        <w:tc>
+          <w:tcPr/>
+          <w:p>
+            <w:pPr>
+              <w:pStyle w:val="Compact"/>
+            </w:pPr>
+            <w:r>
+              <w:t xml:space="preserve">ICT Innovation</w:t>
+            </w:r>
+          </w:p>
+        </w:tc>
+      </w:tr>
+      <w:tr>
+        <w:tc>
+          <w:tcPr/>
+          <w:p>
+            <w:pPr>
+              <w:pStyle w:val="Compact"/>
+            </w:pPr>
+            <w:r>
+              <w:t xml:space="preserve">Data &amp; Governance</w:t>
+            </w:r>
+          </w:p>
+        </w:tc>
+        <w:tc>
+          <w:tcPr/>
+          <w:p>
+            <w:pPr>
+              <w:pStyle w:val="Compact"/>
+            </w:pPr>
+            <w:r>
+              <w:t xml:space="preserve">Digital Governance</w:t>
+            </w:r>
+          </w:p>
+        </w:tc>
+      </w:tr>
+      <w:tr>
+        <w:tc>
+          <w:tcPr/>
+          <w:p>
+            <w:pPr>
+              <w:pStyle w:val="Compact"/>
+            </w:pPr>
+            <w:r>
+              <w:t xml:space="preserve">Inclusion &amp; Social Development</w:t>
+            </w:r>
+          </w:p>
+        </w:tc>
+        <w:tc>
+          <w:tcPr/>
+          <w:p>
+            <w:pPr>
+              <w:pStyle w:val="Compact"/>
+            </w:pPr>
+            <w:r>
+              <w:t xml:space="preserve">Digital Inclusion</w:t>
             </w:r>
           </w:p>
         </w:tc>
@@ -365,14 +437,7 @@
         </w:numPr>
       </w:pPr>
       <w:r>
-        <w:rPr>
-          <w:b/>
-          <w:bCs/>
-        </w:rPr>
-        <w:t xml:space="preserve">BELLA II Open Strategic Dialogues</w:t>
-      </w:r>
-      <w:r>
-        <w:t xml:space="preserve">: Ongoing dialogues in El Salvador and Panama aimed at consolidating the digital ecosystem and promoting meaningful connectivity among stakeholders in education, research, and innovation.</w:t>
+        <w:t xml:space="preserve">Hosting of BELLA II Open Strategic Dialogues workshops in El Salvador (October 2023) and Panama (November 2023) to consolidate the digital ecosystem, generate innovative value proposals, and promote meaningful connectivity at national and regional levels.</w:t>
       </w:r>
     </w:p>
     <w:p>
@@ -384,14 +449,7 @@
         </w:numPr>
       </w:pPr>
       <w:r>
-        <w:rPr>
-          <w:b/>
-          <w:bCs/>
-        </w:rPr>
-        <w:t xml:space="preserve">Workshop on National Digital Ecosystem</w:t>
-      </w:r>
-      <w:r>
-        <w:t xml:space="preserve">: Conducted in El Salvador on October 9-10, 2023, focusing on co-designing the national digital ecosystem with participation from academia, industry, government, and civil society.</w:t>
+        <w:t xml:space="preserve">Engagement of diverse stakeholders in these dialogues, including universities, research centers, government agencies, private banks, multilateral organizations, companies, the EU delegation, DG-INTPA, and RedCLARA representatives.</w:t>
       </w:r>
     </w:p>
     <w:p>
@@ -403,14 +461,7 @@
         </w:numPr>
       </w:pPr>
       <w:r>
-        <w:rPr>
-          <w:b/>
-          <w:bCs/>
-        </w:rPr>
-        <w:t xml:space="preserve">TICAL2023 Conference</w:t>
-      </w:r>
-      <w:r>
-        <w:t xml:space="preserve">: Hosted in Panama on November 15, 2023, as part of the BELLA II project, bringing together representatives from Central America to discuss the regional digital ecosystem and digital transformation.</w:t>
+        <w:t xml:space="preserve">Use of Large-Group Interaction Methods (LGIM), specifically the Future Search methodology, in workshops to facilitate strategic visioning, dialogue, and roadmap development for digital transformation.</w:t>
       </w:r>
     </w:p>
     <w:p>
@@ -422,14 +473,7 @@
         </w:numPr>
       </w:pPr>
       <w:r>
-        <w:rPr>
-          <w:b/>
-          <w:bCs/>
-        </w:rPr>
-        <w:t xml:space="preserve">Funding Mechanism</w:t>
-      </w:r>
-      <w:r>
-        <w:t xml:space="preserve">: BELLA II project is co-funded by the European Union through the Neighbourhood Development and International Cooperation Instrument (NDICI), with an agreement signed in December 2022.</w:t>
+        <w:t xml:space="preserve">Formulation of a strategic vision and roadmap for universities and National Research and Education Networks (NRENs) to address digital economy challenges, focusing on public policies, funding access, human talent development, innovation, and digital ecosystem infrastructure.</w:t>
       </w:r>
     </w:p>
     <w:p>
@@ -441,14 +485,7 @@
         </w:numPr>
       </w:pPr>
       <w:r>
-        <w:rPr>
-          <w:b/>
-          <w:bCs/>
-        </w:rPr>
-        <w:t xml:space="preserve">Development of Digital Skills Strategic Axis</w:t>
-      </w:r>
-      <w:r>
-        <w:t xml:space="preserve">: Aimed at training human talent and fostering research and innovation within the BELLA II project framework.</w:t>
+        <w:t xml:space="preserve">Establishment of working groups during the Panama workshop addressing: (1) Public Policies – integration, regulatory framework, funding instruments, and training for digital transformation leadership; (2) Access to Funding Sources – identification and structuring of national and international funding, capability building for project formulation and execution; (3) Human Talent – development of digital, multilingual capabilities, microcredential recognition, and STI culture through coordinated state, academia, and network actions; (4) Public and Private Innovation – promotion of ideathons, hackathons, open innovation networks, and market needs detection; (5) Digital Ecosystem – integration of universities, research centers, and private sector for co-production of value, shared digital resources, training in advanced digital skills, and meaningful connectivity.</w:t>
       </w:r>
     </w:p>
     <w:p>
@@ -460,14 +497,7 @@
         </w:numPr>
       </w:pPr>
       <w:r>
-        <w:rPr>
-          <w:b/>
-          <w:bCs/>
-        </w:rPr>
-        <w:t xml:space="preserve">Working Groups from Strategic Dialogues</w:t>
-      </w:r>
-      <w:r>
-        <w:t xml:space="preserve">: Five working groups were established during the Panama workshop to address public policies, access to funding sources, human talent development, public and private innovation, and the digital ecosystem.</w:t>
+        <w:t xml:space="preserve">RedCLARA’s role as a meta-organization coordinating NRENs, universities, and research institutions to foster collaboration, co-production of value, and co-creation of innovations addressing regional challenges.</w:t>
       </w:r>
     </w:p>
     <w:p>
@@ -479,14 +509,7 @@
         </w:numPr>
       </w:pPr>
       <w:r>
-        <w:rPr>
-          <w:b/>
-          <w:bCs/>
-        </w:rPr>
-        <w:t xml:space="preserve">Creation of a Roadmap</w:t>
-      </w:r>
-      <w:r>
-        <w:t xml:space="preserve">: A roadmap was developed during the strategic dialogues to operationalize the strategic vision for universities and National Research and Education Networks (NRENs) in the digital economy.</w:t>
+        <w:t xml:space="preserve">BELLA II project funded by the European Union through the Neighbourhood Development and International Cooperation Instrument (NDICI) with a 48-month implementation period, focusing on connectivity as a pillar of the EU-LAC Digital Alliance.</w:t>
       </w:r>
     </w:p>
     <w:p>
@@ -498,14 +521,7 @@
         </w:numPr>
       </w:pPr>
       <w:r>
-        <w:rPr>
-          <w:b/>
-          <w:bCs/>
-        </w:rPr>
-        <w:t xml:space="preserve">Collaboration with RedCLARA</w:t>
-      </w:r>
-      <w:r>
-        <w:t xml:space="preserve">: The BELLA II project is coordinated by RedCLARA, which plays a crucial role in connecting universities and research centers across Latin America and the Caribbean.</w:t>
+        <w:t xml:space="preserve">Promotion of meaningful connectivity combining hard infrastructure (submarine cables, terrestrial connections, 5G) and soft connectivity (social technologies, strategic dialogues, social innovation) to support data-centered, human-based digital transformation processes.</w:t>
       </w:r>
     </w:p>
     <w:p>
@@ -517,33 +533,7 @@
         </w:numPr>
       </w:pPr>
       <w:r>
-        <w:rPr>
-          <w:b/>
-          <w:bCs/>
-        </w:rPr>
-        <w:t xml:space="preserve">Pilot Projects</w:t>
-      </w:r>
-      <w:r>
-        <w:t xml:space="preserve">: Initiatives for pilot projects were discussed, focusing on leveraging regional resources and capabilities to address specific challenges in the digital landscape.</w:t>
-      </w:r>
-    </w:p>
-    <w:p>
-      <w:pPr>
-        <w:pStyle w:val="Compact"/>
-        <w:numPr>
-          <w:ilvl w:val="0"/>
-          <w:numId w:val="1002"/>
-        </w:numPr>
-      </w:pPr>
-      <w:r>
-        <w:rPr>
-          <w:b/>
-          <w:bCs/>
-        </w:rPr>
-        <w:t xml:space="preserve">Networking Initiatives</w:t>
-      </w:r>
-      <w:r>
-        <w:t xml:space="preserve">: Promotion of ideathons and hackathons to generate innovative ideas and solutions for the digital economy, fostering collaboration between universities, NRENs, and the private sector.</w:t>
+        <w:t xml:space="preserve">Continuation of strategic dialogues and policy dialogues coordinated by GIZ in El Salvador and other cities to ensure long-term impact and sustainable relationships among stakeholders in the digital ecosystem.</w:t>
       </w:r>
     </w:p>
     <w:bookmarkEnd w:id="24"/>
@@ -565,7 +555,7 @@
         </w:numPr>
       </w:pPr>
       <w:r>
-        <w:t xml:space="preserve">The BELLA II project is set to be implemented over a period of 48 months, starting from December 2022.</w:t>
+        <w:t xml:space="preserve">BELLA II project implementation duration: 48 months starting from December 2022 (agreement signed December 2022).</w:t>
       </w:r>
     </w:p>
     <w:p>
@@ -577,19 +567,7 @@
         </w:numPr>
       </w:pPr>
       <w:r>
-        <w:t xml:space="preserve">A workshop titled</w:t>
-      </w:r>
-      <w:r>
-        <w:t xml:space="preserve"> </w:t>
-      </w:r>
-      <w:r>
-        <w:t xml:space="preserve">“Strategic dialogues for the co-design and co-construction of the national digital ecosystem for education, research, and innovation”</w:t>
-      </w:r>
-      <w:r>
-        <w:t xml:space="preserve"> </w:t>
-      </w:r>
-      <w:r>
-        <w:t xml:space="preserve">will be held in El Salvador on October 9 and 10, 2023.</w:t>
+        <w:t xml:space="preserve">Next BELLA II Open Strategic Dialogues to be hosted in El Salvador on October 9-10, 2023.</w:t>
       </w:r>
     </w:p>
     <w:p>
@@ -601,7 +579,7 @@
         </w:numPr>
       </w:pPr>
       <w:r>
-        <w:t xml:space="preserve">Another Strategic Dialogue will take place in Panama City on November 15, 2023, as part of the TICAL2023 conference.</w:t>
+        <w:t xml:space="preserve">Next BELLA II Open Strategic Dialogue to be held in Panama City on November 15, 2023.</w:t>
       </w:r>
     </w:p>
     <w:p>
@@ -613,7 +591,79 @@
         </w:numPr>
       </w:pPr>
       <w:r>
-        <w:t xml:space="preserve">The strategic vision aims to produce a roadmap that will allow universities and NRENs to make substantial contributions to sustainable development in the digital economy.</w:t>
+        <w:t xml:space="preserve">Development of a training program aimed at building capacities for public innovation among managers of initiatives promoting science, technology, and innovation (no specific deadline given).</w:t>
+      </w:r>
+    </w:p>
+    <w:p>
+      <w:pPr>
+        <w:pStyle w:val="Compact"/>
+        <w:numPr>
+          <w:ilvl w:val="0"/>
+          <w:numId w:val="1003"/>
+        </w:numPr>
+      </w:pPr>
+      <w:r>
+        <w:t xml:space="preserve">Creation of national Microcredential homologation systems and implementation of a regional tokenization and Microcredential management system (no specific deadline given).</w:t>
+      </w:r>
+    </w:p>
+    <w:p>
+      <w:pPr>
+        <w:pStyle w:val="Compact"/>
+        <w:numPr>
+          <w:ilvl w:val="0"/>
+          <w:numId w:val="1003"/>
+        </w:numPr>
+      </w:pPr>
+      <w:r>
+        <w:t xml:space="preserve">Formulation of a strategic vision and roadmap for universities and NRENs to contribute to sustainable development of a data-based and human-centred RedCLARA digital ecosystem within the framework of BELLA II and EU-LAC Digital Alliance (ongoing process as of November 2023).</w:t>
+      </w:r>
+    </w:p>
+    <w:p>
+      <w:pPr>
+        <w:pStyle w:val="Compact"/>
+        <w:numPr>
+          <w:ilvl w:val="0"/>
+          <w:numId w:val="1003"/>
+        </w:numPr>
+      </w:pPr>
+      <w:r>
+        <w:t xml:space="preserve">Identification and structuring of sectoral programs and pilot projects based on auditing of resources, capabilities, and competencies to reduce the digital divide (no specific deadline given).</w:t>
+      </w:r>
+    </w:p>
+    <w:p>
+      <w:pPr>
+        <w:pStyle w:val="Compact"/>
+        <w:numPr>
+          <w:ilvl w:val="0"/>
+          <w:numId w:val="1003"/>
+        </w:numPr>
+      </w:pPr>
+      <w:r>
+        <w:t xml:space="preserve">Development of capabilities to formulate, negotiate, and execute viable international projects to access global competitive funding windows (no specific deadline given).</w:t>
+      </w:r>
+    </w:p>
+    <w:p>
+      <w:pPr>
+        <w:pStyle w:val="Compact"/>
+        <w:numPr>
+          <w:ilvl w:val="0"/>
+          <w:numId w:val="1003"/>
+        </w:numPr>
+      </w:pPr>
+      <w:r>
+        <w:t xml:space="preserve">Promotion of ideathons and hackathons to generate portfolios of projects leading to incubated companies and innovations in short, medium, and long term (ongoing).</w:t>
+      </w:r>
+    </w:p>
+    <w:p>
+      <w:pPr>
+        <w:pStyle w:val="Compact"/>
+        <w:numPr>
+          <w:ilvl w:val="0"/>
+          <w:numId w:val="1003"/>
+        </w:numPr>
+      </w:pPr>
+      <w:r>
+        <w:t xml:space="preserve">Strategic vision for BELLA II: to develop a digital ecosystem that is an international benchmark articulating hard and soft connectivity to execute data-centred, human-based transformational programs and projects (vision statement, no deadline).</w:t>
       </w:r>
     </w:p>
     <w:bookmarkEnd w:id="25"/>
